--- a/skills/decision/editor/scripts/reference.docx
+++ b/skills/decision/editor/scripts/reference.docx
@@ -1051,6 +1051,17 @@
       <w:b w:val="0"/>
       <w:bCs w:val="0"/>
       <w:color w:val="365F91" w:themeColor="accent1" w:themeShade="BF"/>
+    </w:rPr>
+  </w:style>
+  <w:style w:type="paragraph" w:customStyle="1" w:styleId="Warning">
+    <w:name w:val="Warning"/>
+    <w:basedOn w:val="Normal"/>
+    <w:pPr>
+      <w:spacing w:after="120"/>
+    </w:pPr>
+    <w:rPr>
+      <w:b/>
+      <w:color w:val="C01C1C"/>
     </w:rPr>
   </w:style>
 </w:styles>
